--- a/maxi-project/docs/PRD.docx
+++ b/maxi-project/docs/PRD.docx
@@ -10102,7 +10102,19 @@
         <w:pStyle w:val="FirstParagraph"/>
       </w:pPr>
       <w:r>
-        <w:t xml:space="preserve">Набросок, подробно будем обсуждать после согласования PRD.</w:t>
+        <w:t xml:space="preserve">Подробный план с контрольными точками —</w:t>
+      </w:r>
+      <w:r>
+        <w:t xml:space="preserve"> </w:t>
+      </w:r>
+      <w:r>
+        <w:rPr>
+          <w:rStyle w:val="VerbatimChar"/>
+        </w:rPr>
+        <w:t xml:space="preserve">docs/PLAN.md</w:t>
+      </w:r>
+      <w:r>
+        <w:t xml:space="preserve">. Здесь только порядок.</w:t>
       </w:r>
     </w:p>
     <w:p>

--- a/maxi-project/docs/PRD.docx
+++ b/maxi-project/docs/PRD.docx
@@ -9054,33 +9054,7 @@
         <w:pStyle w:val="FirstParagraph"/>
       </w:pPr>
       <w:r>
-        <w:t xml:space="preserve">Цена и наличие размеров собираются вместе с карточкой и подписываются датой и временем. В пилоте обновление ручное, один раз перед показом. С магазинами обновление не реже раза в день. Как именно получать цены и остатки с Wildberries, нужно проверить (открыто OQ-07).</w:t>
-      </w:r>
-    </w:p>
-    <w:bookmarkEnd w:id="40"/>
-    <w:bookmarkStart w:id="41" w:name="фабрика-вещей"/>
-    <w:p>
-      <w:pPr>
-        <w:pStyle w:val="Heading3"/>
-      </w:pPr>
-      <w:r>
-        <w:t xml:space="preserve">9.6. Фабрика вещей</w:t>
-      </w:r>
-    </w:p>
-    <w:p>
-      <w:pPr>
-        <w:pStyle w:val="FirstParagraph"/>
-      </w:pPr>
-      <w:r>
-        <w:t xml:space="preserve">Цепочка: сбор карточки, выбор фото спереди и сзади, вырезка вещи, автоматическая проверка, показ владельцу, публикация.</w:t>
-      </w:r>
-    </w:p>
-    <w:p>
-      <w:pPr>
-        <w:pStyle w:val="BodyText"/>
-      </w:pPr>
-      <w:r>
-        <w:t xml:space="preserve">Правила:</w:t>
+        <w:t xml:space="preserve">Цена и наличие размеров собираются вместе с карточкой и подписываются датой и временем. В пилоте обновление ручное, один раз перед показом. С магазинами обновление не реже раза в день. Как получать данные с Wildberries (OQ-07, закрыт пробой 26.10.2026):</w:t>
       </w:r>
     </w:p>
     <w:p>
@@ -9092,7 +9066,7 @@
         <w:pStyle w:val="Compact"/>
       </w:pPr>
       <w:r>
-        <w:t xml:space="preserve">На М1 владелец утверждает каждую вырезку. Показ идёт файлом-отчётом (не публикуется на сайте, фото чужие).</w:t>
+        <w:t xml:space="preserve">Цена и размеры в наличии — из ответов, которые сайт сам загружает в браузере. Страница бренда отдаёт по 100 вещей за раз: артикул, название, цвет, вид, размеры в наличии и цена каждого (текущая и до скидки). Карточка вещи дополнительно даёт остаток по каждому размеру.</w:t>
       </w:r>
     </w:p>
     <w:p>
@@ -9104,7 +9078,7 @@
         <w:pStyle w:val="Compact"/>
       </w:pPr>
       <w:r>
-        <w:t xml:space="preserve">Дальше нарезка идёт автоматически. Владелец проверяет выборочно, а вещи, на которых автоматическая проверка нашла недочёты, уходят ему на ручную проверку.</w:t>
+        <w:t xml:space="preserve">Описание, состав, характеристики, таблица размеров и фото — из открытого хранилища карточек Wildberries, тоже через браузер.</w:t>
       </w:r>
     </w:p>
     <w:p>
@@ -9116,7 +9090,7 @@
         <w:pStyle w:val="Compact"/>
       </w:pPr>
       <w:r>
-        <w:t xml:space="preserve">Вещь без качественной вырезки не публикуется (принцип 1).</w:t>
+        <w:t xml:space="preserve">Свои запросы к закрытым адресам сайта не делаем: они получают отказ, и это расценивается как бот. Только чтение того, что страница загрузила сама.</w:t>
       </w:r>
     </w:p>
     <w:p>
@@ -9124,6 +9098,92 @@
         <w:numPr>
           <w:ilvl w:val="0"/>
           <w:numId w:val="1016"/>
+        </w:numPr>
+        <w:pStyle w:val="Compact"/>
+      </w:pPr>
+      <w:r>
+        <w:t xml:space="preserve">Из облака Wildberries недоступен целиком, поэтому сбор идёт через встроенный браузер на компьютере владельца.</w:t>
+      </w:r>
+    </w:p>
+    <w:p>
+      <w:pPr>
+        <w:numPr>
+          <w:ilvl w:val="0"/>
+          <w:numId w:val="1016"/>
+        </w:numPr>
+        <w:pStyle w:val="Compact"/>
+      </w:pPr>
+      <w:r>
+        <w:t xml:space="preserve">Наличие на Wildberries — это склады площадки для региона, выбранного в браузере, а не магазин в Макси. На пилоте это допущение (риск R1).</w:t>
+      </w:r>
+    </w:p>
+    <w:bookmarkEnd w:id="40"/>
+    <w:bookmarkStart w:id="41" w:name="фабрика-вещей"/>
+    <w:p>
+      <w:pPr>
+        <w:pStyle w:val="Heading3"/>
+      </w:pPr>
+      <w:r>
+        <w:t xml:space="preserve">9.6. Фабрика вещей</w:t>
+      </w:r>
+    </w:p>
+    <w:p>
+      <w:pPr>
+        <w:pStyle w:val="FirstParagraph"/>
+      </w:pPr>
+      <w:r>
+        <w:t xml:space="preserve">Цепочка: сбор карточки, выбор фото спереди и сзади, вырезка вещи, автоматическая проверка, показ владельцу, публикация.</w:t>
+      </w:r>
+    </w:p>
+    <w:p>
+      <w:pPr>
+        <w:pStyle w:val="BodyText"/>
+      </w:pPr>
+      <w:r>
+        <w:t xml:space="preserve">Правила:</w:t>
+      </w:r>
+    </w:p>
+    <w:p>
+      <w:pPr>
+        <w:numPr>
+          <w:ilvl w:val="0"/>
+          <w:numId w:val="1017"/>
+        </w:numPr>
+        <w:pStyle w:val="Compact"/>
+      </w:pPr>
+      <w:r>
+        <w:t xml:space="preserve">На М1 владелец утверждает каждую вырезку. Показ идёт файлом-отчётом (не публикуется на сайте, фото чужие).</w:t>
+      </w:r>
+    </w:p>
+    <w:p>
+      <w:pPr>
+        <w:numPr>
+          <w:ilvl w:val="0"/>
+          <w:numId w:val="1017"/>
+        </w:numPr>
+        <w:pStyle w:val="Compact"/>
+      </w:pPr>
+      <w:r>
+        <w:t xml:space="preserve">Дальше нарезка идёт автоматически. Владелец проверяет выборочно, а вещи, на которых автоматическая проверка нашла недочёты, уходят ему на ручную проверку.</w:t>
+      </w:r>
+    </w:p>
+    <w:p>
+      <w:pPr>
+        <w:numPr>
+          <w:ilvl w:val="0"/>
+          <w:numId w:val="1017"/>
+        </w:numPr>
+        <w:pStyle w:val="Compact"/>
+      </w:pPr>
+      <w:r>
+        <w:t xml:space="preserve">Вещь без качественной вырезки не публикуется (принцип 1).</w:t>
+      </w:r>
+    </w:p>
+    <w:p>
+      <w:pPr>
+        <w:numPr>
+          <w:ilvl w:val="0"/>
+          <w:numId w:val="1017"/>
         </w:numPr>
         <w:pStyle w:val="Compact"/>
       </w:pPr>
@@ -9947,174 +10007,12 @@
       <w:pPr>
         <w:numPr>
           <w:ilvl w:val="0"/>
-          <w:numId w:val="1017"/>
+          <w:numId w:val="1018"/>
         </w:numPr>
         <w:pStyle w:val="Compact"/>
       </w:pPr>
       <w:r>
         <w:t xml:space="preserve">корзина, заказ, оплата;</w:t>
-      </w:r>
-    </w:p>
-    <w:p>
-      <w:pPr>
-        <w:numPr>
-          <w:ilvl w:val="0"/>
-          <w:numId w:val="1017"/>
-        </w:numPr>
-        <w:pStyle w:val="Compact"/>
-      </w:pPr>
-      <w:r>
-        <w:t xml:space="preserve">регистрация и вход;</w:t>
-      </w:r>
-    </w:p>
-    <w:p>
-      <w:pPr>
-        <w:numPr>
-          <w:ilvl w:val="0"/>
-          <w:numId w:val="1017"/>
-        </w:numPr>
-        <w:pStyle w:val="Compact"/>
-      </w:pPr>
-      <w:r>
-        <w:t xml:space="preserve">уведомления о появлении размера;</w:t>
-      </w:r>
-    </w:p>
-    <w:p>
-      <w:pPr>
-        <w:numPr>
-          <w:ilvl w:val="0"/>
-          <w:numId w:val="1017"/>
-        </w:numPr>
-        <w:pStyle w:val="Compact"/>
-      </w:pPr>
-      <w:r>
-        <w:t xml:space="preserve">отправка образа ссылкой;</w:t>
-      </w:r>
-    </w:p>
-    <w:p>
-      <w:pPr>
-        <w:numPr>
-          <w:ilvl w:val="0"/>
-          <w:numId w:val="1017"/>
-        </w:numPr>
-        <w:pStyle w:val="Compact"/>
-      </w:pPr>
-      <w:r>
-        <w:t xml:space="preserve">маршрут по ТРЦ;</w:t>
-      </w:r>
-    </w:p>
-    <w:p>
-      <w:pPr>
-        <w:numPr>
-          <w:ilvl w:val="0"/>
-          <w:numId w:val="1017"/>
-        </w:numPr>
-        <w:pStyle w:val="Compact"/>
-      </w:pPr>
-      <w:r>
-        <w:t xml:space="preserve">силуэт и фото пользователя на холсте;</w:t>
-      </w:r>
-    </w:p>
-    <w:p>
-      <w:pPr>
-        <w:numPr>
-          <w:ilvl w:val="0"/>
-          <w:numId w:val="1017"/>
-        </w:numPr>
-        <w:pStyle w:val="Compact"/>
-      </w:pPr>
-      <w:r>
-        <w:t xml:space="preserve">смена фона холста;</w:t>
-      </w:r>
-    </w:p>
-    <w:p>
-      <w:pPr>
-        <w:numPr>
-          <w:ilvl w:val="0"/>
-          <w:numId w:val="1017"/>
-        </w:numPr>
-        <w:pStyle w:val="Compact"/>
-      </w:pPr>
-      <w:r>
-        <w:t xml:space="preserve">застёгивание, расстёгивание, закатывание рукавов;</w:t>
-      </w:r>
-    </w:p>
-    <w:p>
-      <w:pPr>
-        <w:numPr>
-          <w:ilvl w:val="0"/>
-          <w:numId w:val="1017"/>
-        </w:numPr>
-        <w:pStyle w:val="Compact"/>
-      </w:pPr>
-      <w:r>
-        <w:t xml:space="preserve">ссылки на сайты магазинов;</w:t>
-      </w:r>
-    </w:p>
-    <w:p>
-      <w:pPr>
-        <w:numPr>
-          <w:ilvl w:val="0"/>
-          <w:numId w:val="1017"/>
-        </w:numPr>
-        <w:pStyle w:val="Compact"/>
-      </w:pPr>
-      <w:r>
-        <w:t xml:space="preserve">английская версия;</w:t>
-      </w:r>
-    </w:p>
-    <w:p>
-      <w:pPr>
-        <w:numPr>
-          <w:ilvl w:val="0"/>
-          <w:numId w:val="1017"/>
-        </w:numPr>
-        <w:pStyle w:val="Compact"/>
-      </w:pPr>
-      <w:r>
-        <w:t xml:space="preserve">каталоги магазинов других типов (кроме одежды, обуви, сумок);</w:t>
-      </w:r>
-    </w:p>
-    <w:p>
-      <w:pPr>
-        <w:numPr>
-          <w:ilvl w:val="0"/>
-          <w:numId w:val="1017"/>
-        </w:numPr>
-        <w:pStyle w:val="Compact"/>
-      </w:pPr>
-      <w:r>
-        <w:t xml:space="preserve">примерочная на трёхмерном манекене (код сохраняется).</w:t>
-      </w:r>
-    </w:p>
-    <w:bookmarkEnd w:id="44"/>
-    <w:bookmarkStart w:id="45" w:name="этапы"/>
-    <w:p>
-      <w:pPr>
-        <w:pStyle w:val="Heading2"/>
-      </w:pPr>
-      <w:r>
-        <w:t xml:space="preserve">12. Этапы</w:t>
-      </w:r>
-    </w:p>
-    <w:p>
-      <w:pPr>
-        <w:pStyle w:val="FirstParagraph"/>
-      </w:pPr>
-      <w:r>
-        <w:t xml:space="preserve">Подробный план с контрольными точками —</w:t>
-      </w:r>
-      <w:r>
-        <w:t xml:space="preserve"> </w:t>
-      </w:r>
-      <w:r>
-        <w:rPr>
-          <w:rStyle w:val="VerbatimChar"/>
-        </w:rPr>
-        <w:t xml:space="preserve">docs/PLAN.md</w:t>
-      </w:r>
-      <w:r>
-        <w:t xml:space="preserve">. Здесь только порядок.</w:t>
       </w:r>
     </w:p>
     <w:p>
@@ -10126,7 +10024,7 @@
         <w:pStyle w:val="Compact"/>
       </w:pPr>
       <w:r>
-        <w:t xml:space="preserve">PRD и чистка: убрать из интерфейса корзину и манекен.</w:t>
+        <w:t xml:space="preserve">регистрация и вход;</w:t>
       </w:r>
     </w:p>
     <w:p>
@@ -10138,7 +10036,7 @@
         <w:pStyle w:val="Compact"/>
       </w:pPr>
       <w:r>
-        <w:t xml:space="preserve">Данные: сбор семи брендов с ценами, размерами, обувью и сумками; признаки (вид, цвет); вырезки на утверждение владельцем.</w:t>
+        <w:t xml:space="preserve">уведомления о появлении размера;</w:t>
       </w:r>
     </w:p>
     <w:p>
@@ -10150,7 +10048,7 @@
         <w:pStyle w:val="Compact"/>
       </w:pPr>
       <w:r>
-        <w:t xml:space="preserve">Холст, примерочная, избранное, размеры.</w:t>
+        <w:t xml:space="preserve">отправка образа ссылкой;</w:t>
       </w:r>
     </w:p>
     <w:p>
@@ -10162,7 +10060,7 @@
         <w:pStyle w:val="Compact"/>
       </w:pPr>
       <w:r>
-        <w:t xml:space="preserve">Поиск и «Где искать», подсветка на карте.</w:t>
+        <w:t xml:space="preserve">маршрут по ТРЦ;</w:t>
       </w:r>
     </w:p>
     <w:p>
@@ -10174,17 +10072,109 @@
         <w:pStyle w:val="Compact"/>
       </w:pPr>
       <w:r>
-        <w:t xml:space="preserve">Масштаб (befree около 500), телефон, доведение до качества.</w:t>
-      </w:r>
-    </w:p>
-    <w:bookmarkEnd w:id="45"/>
-    <w:bookmarkStart w:id="46" w:name="риски"/>
+        <w:t xml:space="preserve">силуэт и фото пользователя на холсте;</w:t>
+      </w:r>
+    </w:p>
+    <w:p>
+      <w:pPr>
+        <w:numPr>
+          <w:ilvl w:val="0"/>
+          <w:numId w:val="1018"/>
+        </w:numPr>
+        <w:pStyle w:val="Compact"/>
+      </w:pPr>
+      <w:r>
+        <w:t xml:space="preserve">смена фона холста;</w:t>
+      </w:r>
+    </w:p>
+    <w:p>
+      <w:pPr>
+        <w:numPr>
+          <w:ilvl w:val="0"/>
+          <w:numId w:val="1018"/>
+        </w:numPr>
+        <w:pStyle w:val="Compact"/>
+      </w:pPr>
+      <w:r>
+        <w:t xml:space="preserve">застёгивание, расстёгивание, закатывание рукавов;</w:t>
+      </w:r>
+    </w:p>
+    <w:p>
+      <w:pPr>
+        <w:numPr>
+          <w:ilvl w:val="0"/>
+          <w:numId w:val="1018"/>
+        </w:numPr>
+        <w:pStyle w:val="Compact"/>
+      </w:pPr>
+      <w:r>
+        <w:t xml:space="preserve">ссылки на сайты магазинов;</w:t>
+      </w:r>
+    </w:p>
+    <w:p>
+      <w:pPr>
+        <w:numPr>
+          <w:ilvl w:val="0"/>
+          <w:numId w:val="1018"/>
+        </w:numPr>
+        <w:pStyle w:val="Compact"/>
+      </w:pPr>
+      <w:r>
+        <w:t xml:space="preserve">английская версия;</w:t>
+      </w:r>
+    </w:p>
+    <w:p>
+      <w:pPr>
+        <w:numPr>
+          <w:ilvl w:val="0"/>
+          <w:numId w:val="1018"/>
+        </w:numPr>
+        <w:pStyle w:val="Compact"/>
+      </w:pPr>
+      <w:r>
+        <w:t xml:space="preserve">каталоги магазинов других типов (кроме одежды, обуви, сумок);</w:t>
+      </w:r>
+    </w:p>
+    <w:p>
+      <w:pPr>
+        <w:numPr>
+          <w:ilvl w:val="0"/>
+          <w:numId w:val="1018"/>
+        </w:numPr>
+        <w:pStyle w:val="Compact"/>
+      </w:pPr>
+      <w:r>
+        <w:t xml:space="preserve">примерочная на трёхмерном манекене (код сохраняется).</w:t>
+      </w:r>
+    </w:p>
+    <w:bookmarkEnd w:id="44"/>
+    <w:bookmarkStart w:id="45" w:name="этапы"/>
     <w:p>
       <w:pPr>
         <w:pStyle w:val="Heading2"/>
       </w:pPr>
       <w:r>
-        <w:t xml:space="preserve">13. Риски</w:t>
+        <w:t xml:space="preserve">12. Этапы</w:t>
+      </w:r>
+    </w:p>
+    <w:p>
+      <w:pPr>
+        <w:pStyle w:val="FirstParagraph"/>
+      </w:pPr>
+      <w:r>
+        <w:t xml:space="preserve">Подробный план с контрольными точками —</w:t>
+      </w:r>
+      <w:r>
+        <w:t xml:space="preserve"> </w:t>
+      </w:r>
+      <w:r>
+        <w:rPr>
+          <w:rStyle w:val="VerbatimChar"/>
+        </w:rPr>
+        <w:t xml:space="preserve">docs/PLAN.md</w:t>
+      </w:r>
+      <w:r>
+        <w:t xml:space="preserve">. Здесь только порядок.</w:t>
       </w:r>
     </w:p>
     <w:p>
@@ -10196,7 +10186,7 @@
         <w:pStyle w:val="Compact"/>
       </w:pPr>
       <w:r>
-        <w:t xml:space="preserve">R1. Карточки Wildberries не равны ассортименту реального магазина в Макси. На пилоте человек может не найти в магазине то, что видел. Риск остаётся, пока магазины не дадут свои выгрузки. Снижается закрытой ссылкой, показом людям, знающим, что это механика, и приоритетом реальных выгрузок.</w:t>
+        <w:t xml:space="preserve">PRD и чистка: убрать из интерфейса корзину и манекен.</w:t>
       </w:r>
     </w:p>
     <w:p>
@@ -10208,7 +10198,7 @@
         <w:pStyle w:val="Compact"/>
       </w:pPr>
       <w:r>
-        <w:t xml:space="preserve">R2. Качество вырезок с фото на моделях. Если не получится чисто, часть вещей придётся брать только те, у которых есть студийное фото.</w:t>
+        <w:t xml:space="preserve">Данные: сбор семи брендов с ценами, размерами, обувью и сумками; признаки (вид, цвет); вырезки на утверждение владельцем.</w:t>
       </w:r>
     </w:p>
     <w:p>
@@ -10220,7 +10210,7 @@
         <w:pStyle w:val="Compact"/>
       </w:pPr>
       <w:r>
-        <w:t xml:space="preserve">R3. Чужие фото и описания. Закрытая ссылка, возможность скрыть вещь или магазин (H1), оговорки в «О проекте».</w:t>
+        <w:t xml:space="preserve">Холст, примерочная, избранное, размеры.</w:t>
       </w:r>
     </w:p>
     <w:p>
@@ -10232,7 +10222,7 @@
         <w:pStyle w:val="Compact"/>
       </w:pPr>
       <w:r>
-        <w:t xml:space="preserve">R4. Цены и наличие устаревают. Везде стоит дата и время проверки.</w:t>
+        <w:t xml:space="preserve">Поиск и «Где искать», подсветка на карте.</w:t>
       </w:r>
     </w:p>
     <w:p>
@@ -10244,50 +10234,120 @@
         <w:pStyle w:val="Compact"/>
       </w:pPr>
       <w:r>
-        <w:t xml:space="preserve">R5. Тормоза на телефоне при большом каталоге. Ленивая загрузка, небольшие вырезки, лёгкий индекс.</w:t>
+        <w:t xml:space="preserve">Масштаб (befree около 500), телефон, доведение до качества.</w:t>
+      </w:r>
+    </w:p>
+    <w:bookmarkEnd w:id="45"/>
+    <w:bookmarkStart w:id="46" w:name="риски"/>
+    <w:p>
+      <w:pPr>
+        <w:pStyle w:val="Heading2"/>
+      </w:pPr>
+      <w:r>
+        <w:t xml:space="preserve">13. Риски</w:t>
       </w:r>
     </w:p>
     <w:p>
       <w:pPr>
         <w:numPr>
           <w:ilvl w:val="0"/>
-          <w:numId w:val="1019"/>
+          <w:numId w:val="1020"/>
         </w:numPr>
         <w:pStyle w:val="Compact"/>
       </w:pPr>
       <w:r>
-        <w:t xml:space="preserve">R6. Поиск по-русски (формы слов, синонимы, ошибки). Нужен собственный разбор форм и словарь синонимов, проверка набором запросов.</w:t>
+        <w:t xml:space="preserve">R1. Карточки Wildberries не равны ассортименту реального магазина в Макси. На пилоте человек может не найти в магазине то, что видел. Риск остаётся, пока магазины не дадут свои выгрузки. Снижается закрытой ссылкой, показом людям, знающим, что это механика, и приоритетом реальных выгрузок.</w:t>
       </w:r>
     </w:p>
     <w:p>
       <w:pPr>
         <w:numPr>
           <w:ilvl w:val="0"/>
-          <w:numId w:val="1019"/>
+          <w:numId w:val="1020"/>
         </w:numPr>
         <w:pStyle w:val="Compact"/>
       </w:pPr>
       <w:r>
-        <w:t xml:space="preserve">R7. Очистка браузера уничтожает избранное. Для этого выгрузка в файл (V6), в будущем аккаунты.</w:t>
+        <w:t xml:space="preserve">R2. Качество вырезок с фото на моделях. Если не получится чисто, часть вещей придётся брать только те, у которых есть студийное фото.</w:t>
       </w:r>
     </w:p>
     <w:p>
       <w:pPr>
         <w:numPr>
           <w:ilvl w:val="0"/>
-          <w:numId w:val="1019"/>
+          <w:numId w:val="1020"/>
         </w:numPr>
         <w:pStyle w:val="Compact"/>
       </w:pPr>
       <w:r>
-        <w:t xml:space="preserve">R8. Один человек на проекте. Объём пилота ограничен, всё сверх него идёт в «отложено».</w:t>
+        <w:t xml:space="preserve">R3. Чужие фото и описания. Закрытая ссылка, возможность скрыть вещь или магазин (H1), оговорки в «О проекте».</w:t>
       </w:r>
     </w:p>
     <w:p>
       <w:pPr>
         <w:numPr>
           <w:ilvl w:val="0"/>
-          <w:numId w:val="1019"/>
+          <w:numId w:val="1020"/>
+        </w:numPr>
+        <w:pStyle w:val="Compact"/>
+      </w:pPr>
+      <w:r>
+        <w:t xml:space="preserve">R4. Цены и наличие устаревают. Везде стоит дата и время проверки.</w:t>
+      </w:r>
+    </w:p>
+    <w:p>
+      <w:pPr>
+        <w:numPr>
+          <w:ilvl w:val="0"/>
+          <w:numId w:val="1020"/>
+        </w:numPr>
+        <w:pStyle w:val="Compact"/>
+      </w:pPr>
+      <w:r>
+        <w:t xml:space="preserve">R5. Тормоза на телефоне при большом каталоге. Ленивая загрузка, небольшие вырезки, лёгкий индекс.</w:t>
+      </w:r>
+    </w:p>
+    <w:p>
+      <w:pPr>
+        <w:numPr>
+          <w:ilvl w:val="0"/>
+          <w:numId w:val="1020"/>
+        </w:numPr>
+        <w:pStyle w:val="Compact"/>
+      </w:pPr>
+      <w:r>
+        <w:t xml:space="preserve">R6. Поиск по-русски (формы слов, синонимы, ошибки). Нужен собственный разбор форм и словарь синонимов, проверка набором запросов.</w:t>
+      </w:r>
+    </w:p>
+    <w:p>
+      <w:pPr>
+        <w:numPr>
+          <w:ilvl w:val="0"/>
+          <w:numId w:val="1020"/>
+        </w:numPr>
+        <w:pStyle w:val="Compact"/>
+      </w:pPr>
+      <w:r>
+        <w:t xml:space="preserve">R7. Очистка браузера уничтожает избранное. Для этого выгрузка в файл (V6), в будущем аккаунты.</w:t>
+      </w:r>
+    </w:p>
+    <w:p>
+      <w:pPr>
+        <w:numPr>
+          <w:ilvl w:val="0"/>
+          <w:numId w:val="1020"/>
+        </w:numPr>
+        <w:pStyle w:val="Compact"/>
+      </w:pPr>
+      <w:r>
+        <w:t xml:space="preserve">R8. Один человек на проекте. Объём пилота ограничен, всё сверх него идёт в «отложено».</w:t>
+      </w:r>
+    </w:p>
+    <w:p>
+      <w:pPr>
+        <w:numPr>
+          <w:ilvl w:val="0"/>
+          <w:numId w:val="1020"/>
         </w:numPr>
         <w:pStyle w:val="Compact"/>
       </w:pPr>
@@ -10761,7 +10821,7 @@
               <w:rPr>
                 <w:sz w:val="19"/>
               </w:rPr>
-              <w:t xml:space="preserve">Как получать цены и остатки по размерам с Wildberries</w:t>
+              <w:t xml:space="preserve">Как получать цены и остатки по размерам с Wildberries — закрыт 26.10.2026, см. 9.5</w:t>
             </w:r>
           </w:p>
         </w:tc>
@@ -11081,207 +11141,6 @@
       </w:pPr>
       <w:r>
         <w:t xml:space="preserve">Для того, кто пишет код по этому PRD, включая ИИ-ассистента.</w:t>
-      </w:r>
-    </w:p>
-    <w:p>
-      <w:pPr>
-        <w:numPr>
-          <w:ilvl w:val="0"/>
-          <w:numId w:val="1020"/>
-        </w:numPr>
-        <w:pStyle w:val="Compact"/>
-      </w:pPr>
-      <w:r>
-        <w:t xml:space="preserve">Работать только в репозитории maxi-3d-mall. В другие репозитории не заходить.</w:t>
-      </w:r>
-    </w:p>
-    <w:p>
-      <w:pPr>
-        <w:numPr>
-          <w:ilvl w:val="0"/>
-          <w:numId w:val="1020"/>
-        </w:numPr>
-        <w:pStyle w:val="Compact"/>
-      </w:pPr>
-      <w:r>
-        <w:t xml:space="preserve">Любое изменение поведения продукта начинать с правки PRD и показать её владельцу.</w:t>
-      </w:r>
-    </w:p>
-    <w:p>
-      <w:pPr>
-        <w:numPr>
-          <w:ilvl w:val="0"/>
-          <w:numId w:val="1020"/>
-        </w:numPr>
-        <w:pStyle w:val="Compact"/>
-      </w:pPr>
-      <w:r>
-        <w:t xml:space="preserve">Не коммитить ключи и токены, не просить их в чате.</w:t>
-      </w:r>
-    </w:p>
-    <w:p>
-      <w:pPr>
-        <w:numPr>
-          <w:ilvl w:val="0"/>
-          <w:numId w:val="1020"/>
-        </w:numPr>
-        <w:pStyle w:val="Compact"/>
-      </w:pPr>
-      <w:r>
-        <w:t xml:space="preserve">Фото пользователя и фото магазинов лежат только в папках, закрытых</w:t>
-      </w:r>
-      <w:r>
-        <w:t xml:space="preserve"> </w:t>
-      </w:r>
-      <w:r>
-        <w:rPr>
-          <w:rStyle w:val="VerbatimChar"/>
-        </w:rPr>
-        <w:t xml:space="preserve">.gitignore</w:t>
-      </w:r>
-      <w:r>
-        <w:t xml:space="preserve"> </w:t>
-      </w:r>
-      <w:r>
-        <w:t xml:space="preserve">(</w:t>
-      </w:r>
-      <w:r>
-        <w:rPr>
-          <w:rStyle w:val="VerbatimChar"/>
-        </w:rPr>
-        <w:t xml:space="preserve">tools/wardrobe/raw/</w:t>
-      </w:r>
-      <w:r>
-        <w:t xml:space="preserve">,</w:t>
-      </w:r>
-      <w:r>
-        <w:t xml:space="preserve"> </w:t>
-      </w:r>
-      <w:r>
-        <w:rPr>
-          <w:rStyle w:val="VerbatimChar"/>
-        </w:rPr>
-        <w:t xml:space="preserve">out/</w:t>
-      </w:r>
-      <w:r>
-        <w:t xml:space="preserve">,</w:t>
-      </w:r>
-      <w:r>
-        <w:t xml:space="preserve"> </w:t>
-      </w:r>
-      <w:r>
-        <w:rPr>
-          <w:rStyle w:val="VerbatimChar"/>
-        </w:rPr>
-        <w:t xml:space="preserve">models/</w:t>
-      </w:r>
-      <w:r>
-        <w:t xml:space="preserve">). В публичный репозиторий и на сайт они не попадают. Отчёты с фото магазинов отдаются владельцу файлом, не публикуются страницей.</w:t>
-      </w:r>
-    </w:p>
-    <w:p>
-      <w:pPr>
-        <w:numPr>
-          <w:ilvl w:val="0"/>
-          <w:numId w:val="1020"/>
-        </w:numPr>
-        <w:pStyle w:val="Compact"/>
-      </w:pPr>
-      <w:r>
-        <w:t xml:space="preserve">Старый код (манекен, корзина) не удалять, только убирать из интерфейса.</w:t>
-      </w:r>
-    </w:p>
-    <w:p>
-      <w:pPr>
-        <w:numPr>
-          <w:ilvl w:val="0"/>
-          <w:numId w:val="1020"/>
-        </w:numPr>
-        <w:pStyle w:val="Compact"/>
-      </w:pPr>
-      <w:r>
-        <w:t xml:space="preserve">После заметного изменения запускать</w:t>
-      </w:r>
-      <w:r>
-        <w:t xml:space="preserve"> </w:t>
-      </w:r>
-      <w:r>
-        <w:rPr>
-          <w:rStyle w:val="VerbatimChar"/>
-        </w:rPr>
-        <w:t xml:space="preserve">npm run check</w:t>
-      </w:r>
-      <w:r>
-        <w:t xml:space="preserve"> </w:t>
-      </w:r>
-      <w:r>
-        <w:t xml:space="preserve">и смотреть снимки. Логические тесты без отрисовки однажды пропустили белый экран в магазине.</w:t>
-      </w:r>
-    </w:p>
-    <w:p>
-      <w:pPr>
-        <w:numPr>
-          <w:ilvl w:val="0"/>
-          <w:numId w:val="1020"/>
-        </w:numPr>
-        <w:pStyle w:val="Compact"/>
-      </w:pPr>
-      <w:r>
-        <w:t xml:space="preserve">Вырезки вещей показывать владельцу до публикации.</w:t>
-      </w:r>
-    </w:p>
-    <w:p>
-      <w:pPr>
-        <w:numPr>
-          <w:ilvl w:val="0"/>
-          <w:numId w:val="1020"/>
-        </w:numPr>
-        <w:pStyle w:val="Compact"/>
-      </w:pPr>
-      <w:r>
-        <w:t xml:space="preserve">Не придумывать данные. Нет цены или фото — вещь не публикуется.</w:t>
-      </w:r>
-    </w:p>
-    <w:p>
-      <w:pPr>
-        <w:numPr>
-          <w:ilvl w:val="0"/>
-          <w:numId w:val="1020"/>
-        </w:numPr>
-        <w:pStyle w:val="Compact"/>
-      </w:pPr>
-      <w:r>
-        <w:t xml:space="preserve">Версию Three.js не менять без отдельной задачи.</w:t>
-      </w:r>
-    </w:p>
-    <w:p>
-      <w:pPr>
-        <w:numPr>
-          <w:ilvl w:val="0"/>
-          <w:numId w:val="1020"/>
-        </w:numPr>
-        <w:pStyle w:val="Compact"/>
-      </w:pPr>
-      <w:r>
-        <w:t xml:space="preserve">Тексты интерфейса — по-русски, простыми словами.</w:t>
-      </w:r>
-    </w:p>
-    <w:bookmarkEnd w:id="48"/>
-    <w:bookmarkStart w:id="49" w:name="журнал-решений"/>
-    <w:p>
-      <w:pPr>
-        <w:pStyle w:val="Heading2"/>
-      </w:pPr>
-      <w:r>
-        <w:t xml:space="preserve">16. Журнал решений</w:t>
-      </w:r>
-    </w:p>
-    <w:p>
-      <w:pPr>
-        <w:pStyle w:val="FirstParagraph"/>
-      </w:pPr>
-      <w:r>
-        <w:t xml:space="preserve">Решения владельца, принятые 26 октября 2026 при составлении этого документа.</w:t>
       </w:r>
     </w:p>
     <w:p>
@@ -11293,7 +11152,7 @@
         <w:pStyle w:val="Compact"/>
       </w:pPr>
       <w:r>
-        <w:t xml:space="preserve">Старый PRD из чата GPT отвергнут, этот документ его заменяет.</w:t>
+        <w:t xml:space="preserve">Работать только в репозитории maxi-3d-mall. В другие репозитории не заходить.</w:t>
       </w:r>
     </w:p>
     <w:p>
@@ -11305,7 +11164,7 @@
         <w:pStyle w:val="Compact"/>
       </w:pPr>
       <w:r>
-        <w:t xml:space="preserve">Примерочная 1:1 отложена, вместо неё коллаж на плоском холсте.</w:t>
+        <w:t xml:space="preserve">Любое изменение поведения продукта начинать с правки PRD и показать её владельцу.</w:t>
       </w:r>
     </w:p>
     <w:p>
@@ -11317,7 +11176,7 @@
         <w:pStyle w:val="Compact"/>
       </w:pPr>
       <w:r>
-        <w:t xml:space="preserve">Корзину и заказ откладываем, вместо них избранное.</w:t>
+        <w:t xml:space="preserve">Не коммитить ключи и токены, не просить их в чате.</w:t>
       </w:r>
     </w:p>
     <w:p>
@@ -11329,7 +11188,55 @@
         <w:pStyle w:val="Compact"/>
       </w:pPr>
       <w:r>
-        <w:t xml:space="preserve">Фото Wildberries используются в пилоте; пометка «демо» на карточках не нужна. Сначала закрытая ссылка, открытая после согласования с ТРЦ или магазинами.</w:t>
+        <w:t xml:space="preserve">Фото пользователя и фото магазинов лежат только в папках, закрытых</w:t>
+      </w:r>
+      <w:r>
+        <w:t xml:space="preserve"> </w:t>
+      </w:r>
+      <w:r>
+        <w:rPr>
+          <w:rStyle w:val="VerbatimChar"/>
+        </w:rPr>
+        <w:t xml:space="preserve">.gitignore</w:t>
+      </w:r>
+      <w:r>
+        <w:t xml:space="preserve"> </w:t>
+      </w:r>
+      <w:r>
+        <w:t xml:space="preserve">(</w:t>
+      </w:r>
+      <w:r>
+        <w:rPr>
+          <w:rStyle w:val="VerbatimChar"/>
+        </w:rPr>
+        <w:t xml:space="preserve">tools/wardrobe/raw/</w:t>
+      </w:r>
+      <w:r>
+        <w:t xml:space="preserve">,</w:t>
+      </w:r>
+      <w:r>
+        <w:t xml:space="preserve"> </w:t>
+      </w:r>
+      <w:r>
+        <w:rPr>
+          <w:rStyle w:val="VerbatimChar"/>
+        </w:rPr>
+        <w:t xml:space="preserve">out/</w:t>
+      </w:r>
+      <w:r>
+        <w:t xml:space="preserve">,</w:t>
+      </w:r>
+      <w:r>
+        <w:t xml:space="preserve"> </w:t>
+      </w:r>
+      <w:r>
+        <w:rPr>
+          <w:rStyle w:val="VerbatimChar"/>
+        </w:rPr>
+        <w:t xml:space="preserve">models/</w:t>
+      </w:r>
+      <w:r>
+        <w:t xml:space="preserve">). В публичный репозиторий и на сайт они не попадают. Отчёты с фото магазинов отдаются владельцу файлом, не публикуются страницей.</w:t>
       </w:r>
     </w:p>
     <w:p>
@@ -11341,7 +11248,7 @@
         <w:pStyle w:val="Compact"/>
       </w:pPr>
       <w:r>
-        <w:t xml:space="preserve">Примерочная одна, в ней переключатель «этот магазин / все магазины».</w:t>
+        <w:t xml:space="preserve">Старый код (манекен, корзина) не удалять, только убирать из интерфейса.</w:t>
       </w:r>
     </w:p>
     <w:p>
@@ -11353,7 +11260,22 @@
         <w:pStyle w:val="Compact"/>
       </w:pPr>
       <w:r>
-        <w:t xml:space="preserve">Замена вещи: нажатие на вещь на образе открывает список подходящих (вкладки «Поиск», «Избранное», «Магазин»). Свайп вещей — возможное ускорение позже.</w:t>
+        <w:t xml:space="preserve">После заметного изменения запускать</w:t>
+      </w:r>
+      <w:r>
+        <w:t xml:space="preserve"> </w:t>
+      </w:r>
+      <w:r>
+        <w:rPr>
+          <w:rStyle w:val="VerbatimChar"/>
+        </w:rPr>
+        <w:t xml:space="preserve">npm run check</w:t>
+      </w:r>
+      <w:r>
+        <w:t xml:space="preserve"> </w:t>
+      </w:r>
+      <w:r>
+        <w:t xml:space="preserve">и смотреть снимки. Логические тесты без отрисовки однажды пропустили белый экран в магазине.</w:t>
       </w:r>
     </w:p>
     <w:p>
@@ -11365,7 +11287,7 @@
         <w:pStyle w:val="Compact"/>
       </w:pPr>
       <w:r>
-        <w:t xml:space="preserve">В пилоте 7 брендов, для теста масштаба befree около 500 вещей.</w:t>
+        <w:t xml:space="preserve">Вырезки вещей показывать владельцу до публикации.</w:t>
       </w:r>
     </w:p>
     <w:p>
@@ -11377,7 +11299,7 @@
         <w:pStyle w:val="Compact"/>
       </w:pPr>
       <w:r>
-        <w:t xml:space="preserve">Размеры хранятся в избранном как набор, а не как профиль пользователя.</w:t>
+        <w:t xml:space="preserve">Не придумывать данные. Нет цены или фото — вещь не публикуется.</w:t>
       </w:r>
     </w:p>
     <w:p>
@@ -11389,7 +11311,7 @@
         <w:pStyle w:val="Compact"/>
       </w:pPr>
       <w:r>
-        <w:t xml:space="preserve">Регистрации нет. Если для переноса между устройствами понадобится, вводим.</w:t>
+        <w:t xml:space="preserve">Версию Three.js не менять без отдельной задачи.</w:t>
       </w:r>
     </w:p>
     <w:p>
@@ -11401,14 +11323,152 @@
         <w:pStyle w:val="Compact"/>
       </w:pPr>
       <w:r>
-        <w:t xml:space="preserve">Скрытие вещи и магазина одним флагом заложить сразу.</w:t>
+        <w:t xml:space="preserve">Тексты интерфейса — по-русски, простыми словами.</w:t>
+      </w:r>
+    </w:p>
+    <w:bookmarkEnd w:id="48"/>
+    <w:bookmarkStart w:id="49" w:name="журнал-решений"/>
+    <w:p>
+      <w:pPr>
+        <w:pStyle w:val="Heading2"/>
+      </w:pPr>
+      <w:r>
+        <w:t xml:space="preserve">16. Журнал решений</w:t>
+      </w:r>
+    </w:p>
+    <w:p>
+      <w:pPr>
+        <w:pStyle w:val="FirstParagraph"/>
+      </w:pPr>
+      <w:r>
+        <w:t xml:space="preserve">Решения владельца, принятые 26 октября 2026 при составлении этого документа.</w:t>
       </w:r>
     </w:p>
     <w:p>
       <w:pPr>
         <w:numPr>
           <w:ilvl w:val="0"/>
-          <w:numId w:val="1021"/>
+          <w:numId w:val="1022"/>
+        </w:numPr>
+        <w:pStyle w:val="Compact"/>
+      </w:pPr>
+      <w:r>
+        <w:t xml:space="preserve">Старый PRD из чата GPT отвергнут, этот документ его заменяет.</w:t>
+      </w:r>
+    </w:p>
+    <w:p>
+      <w:pPr>
+        <w:numPr>
+          <w:ilvl w:val="0"/>
+          <w:numId w:val="1022"/>
+        </w:numPr>
+        <w:pStyle w:val="Compact"/>
+      </w:pPr>
+      <w:r>
+        <w:t xml:space="preserve">Примерочная 1:1 отложена, вместо неё коллаж на плоском холсте.</w:t>
+      </w:r>
+    </w:p>
+    <w:p>
+      <w:pPr>
+        <w:numPr>
+          <w:ilvl w:val="0"/>
+          <w:numId w:val="1022"/>
+        </w:numPr>
+        <w:pStyle w:val="Compact"/>
+      </w:pPr>
+      <w:r>
+        <w:t xml:space="preserve">Корзину и заказ откладываем, вместо них избранное.</w:t>
+      </w:r>
+    </w:p>
+    <w:p>
+      <w:pPr>
+        <w:numPr>
+          <w:ilvl w:val="0"/>
+          <w:numId w:val="1022"/>
+        </w:numPr>
+        <w:pStyle w:val="Compact"/>
+      </w:pPr>
+      <w:r>
+        <w:t xml:space="preserve">Фото Wildberries используются в пилоте; пометка «демо» на карточках не нужна. Сначала закрытая ссылка, открытая после согласования с ТРЦ или магазинами.</w:t>
+      </w:r>
+    </w:p>
+    <w:p>
+      <w:pPr>
+        <w:numPr>
+          <w:ilvl w:val="0"/>
+          <w:numId w:val="1022"/>
+        </w:numPr>
+        <w:pStyle w:val="Compact"/>
+      </w:pPr>
+      <w:r>
+        <w:t xml:space="preserve">Примерочная одна, в ней переключатель «этот магазин / все магазины».</w:t>
+      </w:r>
+    </w:p>
+    <w:p>
+      <w:pPr>
+        <w:numPr>
+          <w:ilvl w:val="0"/>
+          <w:numId w:val="1022"/>
+        </w:numPr>
+        <w:pStyle w:val="Compact"/>
+      </w:pPr>
+      <w:r>
+        <w:t xml:space="preserve">Замена вещи: нажатие на вещь на образе открывает список подходящих (вкладки «Поиск», «Избранное», «Магазин»). Свайп вещей — возможное ускорение позже.</w:t>
+      </w:r>
+    </w:p>
+    <w:p>
+      <w:pPr>
+        <w:numPr>
+          <w:ilvl w:val="0"/>
+          <w:numId w:val="1022"/>
+        </w:numPr>
+        <w:pStyle w:val="Compact"/>
+      </w:pPr>
+      <w:r>
+        <w:t xml:space="preserve">В пилоте 7 брендов, для теста масштаба befree около 500 вещей.</w:t>
+      </w:r>
+    </w:p>
+    <w:p>
+      <w:pPr>
+        <w:numPr>
+          <w:ilvl w:val="0"/>
+          <w:numId w:val="1022"/>
+        </w:numPr>
+        <w:pStyle w:val="Compact"/>
+      </w:pPr>
+      <w:r>
+        <w:t xml:space="preserve">Размеры хранятся в избранном как набор, а не как профиль пользователя.</w:t>
+      </w:r>
+    </w:p>
+    <w:p>
+      <w:pPr>
+        <w:numPr>
+          <w:ilvl w:val="0"/>
+          <w:numId w:val="1022"/>
+        </w:numPr>
+        <w:pStyle w:val="Compact"/>
+      </w:pPr>
+      <w:r>
+        <w:t xml:space="preserve">Регистрации нет. Если для переноса между устройствами понадобится, вводим.</w:t>
+      </w:r>
+    </w:p>
+    <w:p>
+      <w:pPr>
+        <w:numPr>
+          <w:ilvl w:val="0"/>
+          <w:numId w:val="1022"/>
+        </w:numPr>
+        <w:pStyle w:val="Compact"/>
+      </w:pPr>
+      <w:r>
+        <w:t xml:space="preserve">Скрытие вещи и магазина одним флагом заложить сразу.</w:t>
+      </w:r>
+    </w:p>
+    <w:p>
+      <w:pPr>
+        <w:numPr>
+          <w:ilvl w:val="0"/>
+          <w:numId w:val="1022"/>
         </w:numPr>
         <w:pStyle w:val="Compact"/>
       </w:pPr>
@@ -11866,6 +11926,9 @@
     <w:abstractNumId w:val="991"/>
   </w:num>
   <w:num w:numId="1018">
+    <w:abstractNumId w:val="991"/>
+  </w:num>
+  <w:num w:numId="1019">
     <w:abstractNumId w:val="99410"/>
     <w:lvlOverride w:ilvl="0">
       <w:startOverride w:val="0"/>
@@ -11895,10 +11958,10 @@
       <w:startOverride w:val="0"/>
     </w:lvlOverride>
   </w:num>
-  <w:num w:numId="1019">
+  <w:num w:numId="1020">
     <w:abstractNumId w:val="991"/>
   </w:num>
-  <w:num w:numId="1020">
+  <w:num w:numId="1021">
     <w:abstractNumId w:val="99411"/>
     <w:lvlOverride w:ilvl="0">
       <w:startOverride w:val="1"/>
@@ -11928,7 +11991,7 @@
       <w:startOverride w:val="1"/>
     </w:lvlOverride>
   </w:num>
-  <w:num w:numId="1021">
+  <w:num w:numId="1022">
     <w:abstractNumId w:val="991"/>
   </w:num>
 </w:numbering>

--- a/maxi-project/docs/PRD.docx
+++ b/maxi-project/docs/PRD.docx
@@ -9188,7 +9188,19 @@
         <w:pStyle w:val="Compact"/>
       </w:pPr>
       <w:r>
-        <w:t xml:space="preserve">Вещи, снятые на модели, режутся с учётом того, что на вырезке не должно быть рук, волос, чужих предметов. Допустимый уровень качества определится по первой партии (открыто OQ-03).</w:t>
+        <w:t xml:space="preserve">Вещи, снятые на модели, режутся с учётом того, что на вырезке не должно быть рук, волос, лиц, чужих предметов, а у вещи не должно быть «откусанных» мест; вещь должна стоять ровно, анфас. Допустимый уровень качества определится по первой партии (открыто OQ-03).</w:t>
+      </w:r>
+    </w:p>
+    <w:p>
+      <w:pPr>
+        <w:numPr>
+          <w:ilvl w:val="0"/>
+          <w:numId w:val="1017"/>
+        </w:numPr>
+        <w:pStyle w:val="Compact"/>
+      </w:pPr>
+      <w:r>
+        <w:t xml:space="preserve">Ничего не дорисовывается: спинка — только с настоящего снимка спинки, подтверждённого проверкой; закрытые места не восстанавливаются догадкой.</w:t>
       </w:r>
     </w:p>
     <w:p>
@@ -11486,6 +11498,50 @@
       </w:r>
       <w:r>
         <w:t xml:space="preserve">, копия в Word для чтения.</w:t>
+      </w:r>
+    </w:p>
+    <w:p>
+      <w:pPr>
+        <w:pStyle w:val="FirstParagraph"/>
+      </w:pPr>
+      <w:r>
+        <w:t xml:space="preserve">27 октября 2026:</w:t>
+      </w:r>
+    </w:p>
+    <w:p>
+      <w:pPr>
+        <w:numPr>
+          <w:ilvl w:val="0"/>
+          <w:numId w:val="1023"/>
+        </w:numPr>
+        <w:pStyle w:val="Compact"/>
+      </w:pPr>
+      <w:r>
+        <w:t xml:space="preserve">Ничего не додумывать и не дорисовывать: ни спинку, ни закрытые руками места, ни середину расстёгнутой вещи. Вещь показывается только по тем снимкам, которые есть. Если снимка спинки нет, кнопки «Повернуть» нет.</w:t>
+      </w:r>
+    </w:p>
+    <w:p>
+      <w:pPr>
+        <w:numPr>
+          <w:ilvl w:val="0"/>
+          <w:numId w:val="1023"/>
+        </w:numPr>
+        <w:pStyle w:val="Compact"/>
+      </w:pPr>
+      <w:r>
+        <w:t xml:space="preserve">На коллаже не должно быть рук, лиц и других частей тела, но и «откусанных» кусков вещи быть не должно. Если чистой вырезки по имеющимся снимкам не получается, вещь не публикуется.</w:t>
+      </w:r>
+    </w:p>
+    <w:p>
+      <w:pPr>
+        <w:numPr>
+          <w:ilvl w:val="0"/>
+          <w:numId w:val="1023"/>
+        </w:numPr>
+        <w:pStyle w:val="Compact"/>
+      </w:pPr>
+      <w:r>
+        <w:t xml:space="preserve">Вещь на коллаже — ровно, анфас.</w:t>
       </w:r>
     </w:p>
     <w:bookmarkEnd w:id="49"/>
@@ -11992,6 +12048,9 @@
     </w:lvlOverride>
   </w:num>
   <w:num w:numId="1022">
+    <w:abstractNumId w:val="991"/>
+  </w:num>
+  <w:num w:numId="1023">
     <w:abstractNumId w:val="991"/>
   </w:num>
 </w:numbering>

--- a/maxi-project/docs/PRD.docx
+++ b/maxi-project/docs/PRD.docx
@@ -11136,6 +11136,118 @@
           </w:p>
         </w:tc>
       </w:tr>
+      <w:tr>
+        <w:tc>
+          <w:tcPr>
+            <w:tcW w:type="dxa" w:w="1020"/>
+          </w:tcPr>
+          <w:p>
+            <w:pPr>
+              <w:pStyle w:val="Compact"/>
+              <w:spacing w:after="40" w:before="40"/>
+              <w:jc w:val="left"/>
+            </w:pPr>
+            <w:r>
+              <w:rPr>
+                <w:sz w:val="19"/>
+              </w:rPr>
+              <w:t xml:space="preserve">OQ-13</w:t>
+            </w:r>
+          </w:p>
+        </w:tc>
+        <w:tc>
+          <w:tcPr>
+            <w:tcW w:type="dxa" w:w="6520"/>
+          </w:tcPr>
+          <w:p>
+            <w:pPr>
+              <w:pStyle w:val="Compact"/>
+              <w:spacing w:after="40" w:before="40"/>
+              <w:jc w:val="left"/>
+            </w:pPr>
+            <w:r>
+              <w:rPr>
+                <w:sz w:val="19"/>
+              </w:rPr>
+              <w:t xml:space="preserve">Допустим ли перенос закрытого места вещи с другого её снимка (настоящие пиксели, совмещение по ткани и швам) и когда его делать</w:t>
+            </w:r>
+          </w:p>
+        </w:tc>
+        <w:tc>
+          <w:tcPr>
+            <w:tcW w:type="dxa" w:w="2098"/>
+          </w:tcPr>
+          <w:p>
+            <w:pPr>
+              <w:pStyle w:val="Compact"/>
+              <w:spacing w:after="40" w:before="40"/>
+              <w:jc w:val="left"/>
+            </w:pPr>
+            <w:r>
+              <w:rPr>
+                <w:sz w:val="19"/>
+              </w:rPr>
+              <w:t xml:space="preserve">этап 2</w:t>
+            </w:r>
+          </w:p>
+        </w:tc>
+      </w:tr>
+      <w:tr>
+        <w:tc>
+          <w:tcPr>
+            <w:tcW w:type="dxa" w:w="1020"/>
+          </w:tcPr>
+          <w:p>
+            <w:pPr>
+              <w:pStyle w:val="Compact"/>
+              <w:spacing w:after="40" w:before="40"/>
+              <w:jc w:val="left"/>
+            </w:pPr>
+            <w:r>
+              <w:rPr>
+                <w:sz w:val="19"/>
+              </w:rPr>
+              <w:t xml:space="preserve">OQ-14</w:t>
+            </w:r>
+          </w:p>
+        </w:tc>
+        <w:tc>
+          <w:tcPr>
+            <w:tcW w:type="dxa" w:w="6520"/>
+          </w:tcPr>
+          <w:p>
+            <w:pPr>
+              <w:pStyle w:val="Compact"/>
+              <w:spacing w:after="40" w:before="40"/>
+              <w:jc w:val="left"/>
+            </w:pPr>
+            <w:r>
+              <w:rPr>
+                <w:sz w:val="19"/>
+              </w:rPr>
+              <w:t xml:space="preserve">Требования к фото для магазинов и запасной путь — своя съёмка вещей в ТРЦ</w:t>
+            </w:r>
+          </w:p>
+        </w:tc>
+        <w:tc>
+          <w:tcPr>
+            <w:tcW w:type="dxa" w:w="2098"/>
+          </w:tcPr>
+          <w:p>
+            <w:pPr>
+              <w:pStyle w:val="Compact"/>
+              <w:spacing w:after="40" w:before="40"/>
+              <w:jc w:val="left"/>
+            </w:pPr>
+            <w:r>
+              <w:rPr>
+                <w:sz w:val="19"/>
+              </w:rPr>
+              <w:t xml:space="preserve">перед показом</w:t>
+            </w:r>
+          </w:p>
+        </w:tc>
+      </w:tr>
     </w:tbl>
     <w:bookmarkEnd w:id="47"/>
     <w:bookmarkStart w:id="48" w:name="правила-для-разработки"/>
@@ -11542,6 +11654,30 @@
       </w:pPr>
       <w:r>
         <w:t xml:space="preserve">Вещь на коллаже — ровно, анфас.</w:t>
+      </w:r>
+    </w:p>
+    <w:p>
+      <w:pPr>
+        <w:numPr>
+          <w:ilvl w:val="0"/>
+          <w:numId w:val="1023"/>
+        </w:numPr>
+        <w:pStyle w:val="Compact"/>
+      </w:pPr>
+      <w:r>
+        <w:t xml:space="preserve">Снимки вещи разбираются по уровням: 1) без человека (невидимый манекен, вешалка, лёжа); 2) на человеке, но вещь ничем не закрыта и стоит ровно, анфас (наклон всего кадра можно выправить поворотом); 4) чистой вырезки нет — вещь на сайте не показывается совсем (скрыта), магазину уходит список таких вещей. Уровень 3 — перенос закрытого места с другого снимка той же вещи — открыт (OQ-13).</w:t>
+      </w:r>
+    </w:p>
+    <w:p>
+      <w:pPr>
+        <w:numPr>
+          <w:ilvl w:val="0"/>
+          <w:numId w:val="1023"/>
+        </w:numPr>
+        <w:pStyle w:val="Compact"/>
+      </w:pPr>
+      <w:r>
+        <w:t xml:space="preserve">Генеративные сервисы, которые по фото человека рисуют вещь отдельно (flat lay, ghost mannequin), не используем: закрытые места они выдумывают.</w:t>
       </w:r>
     </w:p>
     <w:bookmarkEnd w:id="49"/>
